--- a/Documentation/CW2 Feature Declaration Form.docx
+++ b/Documentation/CW2 Feature Declaration Form.docx
@@ -445,6 +445,8 @@
             <w:r>
               <w:rPr>
                 <w:rFonts w:ascii="Calibri" w:eastAsia="Times New Roman" w:hAnsi="Calibri" w:cs="Calibri"/>
+                <w:b/>
+                <w:bCs/>
                 <w:color w:val="000000"/>
                 <w:kern w:val="0"/>
                 <w:lang w:eastAsia="en-GB"/>
@@ -471,39 +473,39 @@
                 <w:lang w:eastAsia="en-GB"/>
                 <w14:ligatures w14:val="none"/>
               </w:rPr>
-              <w:t>PBR</w:t>
-            </w:r>
-          </w:p>
-          <w:p>
-            <w:pPr>
-              <w:spacing w:after="0" w:line="240" w:lineRule="auto"/>
-              <w:rPr>
-                <w:rFonts w:ascii="Calibri" w:eastAsia="Times New Roman" w:hAnsi="Calibri" w:cs="Calibri"/>
-                <w:color w:val="000000"/>
-                <w:kern w:val="0"/>
-                <w:lang w:eastAsia="en-GB"/>
-                <w14:ligatures w14:val="none"/>
-              </w:rPr>
-            </w:pPr>
-            <w:r>
-              <w:rPr>
-                <w:rFonts w:ascii="Calibri" w:eastAsia="Times New Roman" w:hAnsi="Calibri" w:cs="Calibri"/>
-                <w:color w:val="000000"/>
-                <w:kern w:val="0"/>
-                <w:lang w:eastAsia="en-GB"/>
-                <w14:ligatures w14:val="none"/>
-              </w:rPr>
-              <w:t xml:space="preserve">3) </w:t>
-            </w:r>
-            <w:r>
-              <w:rPr>
-                <w:rFonts w:ascii="Calibri" w:eastAsia="Times New Roman" w:hAnsi="Calibri" w:cs="Calibri"/>
-                <w:color w:val="000000"/>
-                <w:kern w:val="0"/>
-                <w:lang w:eastAsia="en-GB"/>
-                <w14:ligatures w14:val="none"/>
-              </w:rPr>
-              <w:t>Vertex Animations</w:t>
+              <w:t>Particle Fountian</w:t>
+            </w:r>
+          </w:p>
+          <w:p>
+            <w:pPr>
+              <w:spacing w:after="0" w:line="240" w:lineRule="auto"/>
+              <w:rPr>
+                <w:rFonts w:ascii="Calibri" w:eastAsia="Times New Roman" w:hAnsi="Calibri" w:cs="Calibri"/>
+                <w:color w:val="000000"/>
+                <w:kern w:val="0"/>
+                <w:lang w:eastAsia="en-GB"/>
+                <w14:ligatures w14:val="none"/>
+              </w:rPr>
+            </w:pPr>
+            <w:r>
+              <w:rPr>
+                <w:rFonts w:ascii="Calibri" w:eastAsia="Times New Roman" w:hAnsi="Calibri" w:cs="Calibri"/>
+                <w:color w:val="000000"/>
+                <w:kern w:val="0"/>
+                <w:lang w:eastAsia="en-GB"/>
+                <w14:ligatures w14:val="none"/>
+              </w:rPr>
+              <w:t>3</w:t>
+            </w:r>
+            <w:r>
+              <w:rPr>
+                <w:rFonts w:ascii="Calibri" w:eastAsia="Times New Roman" w:hAnsi="Calibri" w:cs="Calibri"/>
+                <w:color w:val="000000"/>
+                <w:kern w:val="0"/>
+                <w:lang w:eastAsia="en-GB"/>
+                <w14:ligatures w14:val="none"/>
+              </w:rPr>
+              <w:t xml:space="preserve">) </w:t>
             </w:r>
           </w:p>
         </w:tc>
@@ -986,7 +988,7 @@
                 <w:lang w:eastAsia="en-GB"/>
                 <w14:ligatures w14:val="none"/>
               </w:rPr>
-              <w:t>PBR</w:t>
+              <w:t>Particle Fountian</w:t>
             </w:r>
           </w:p>
         </w:tc>
@@ -1022,7 +1024,17 @@
                 <w:lang w:eastAsia="en-GB"/>
                 <w14:ligatures w14:val="none"/>
               </w:rPr>
-              <w:t xml:space="preserve">Implementation of advanced PBR shaders in </w:t>
+              <w:t xml:space="preserve">Implementation of advanced </w:t>
+            </w:r>
+            <w:r>
+              <w:rPr>
+                <w:rFonts w:ascii="Calibri" w:eastAsia="Times New Roman" w:hAnsi="Calibri" w:cs="Calibri"/>
+                <w:color w:val="000000"/>
+                <w:kern w:val="0"/>
+                <w:lang w:eastAsia="en-GB"/>
+                <w14:ligatures w14:val="none"/>
+              </w:rPr>
+              <w:t xml:space="preserve">particle </w:t>
             </w:r>
             <w:proofErr w:type="spellStart"/>
             <w:r>
@@ -1033,7 +1045,7 @@
                 <w:lang w:eastAsia="en-GB"/>
                 <w14:ligatures w14:val="none"/>
               </w:rPr>
-              <w:t>XXX.vert</w:t>
+              <w:t>fountian</w:t>
             </w:r>
             <w:proofErr w:type="spellEnd"/>
             <w:r>
@@ -1044,6 +1056,38 @@
                 <w:lang w:eastAsia="en-GB"/>
                 <w14:ligatures w14:val="none"/>
               </w:rPr>
+              <w:t xml:space="preserve"> in </w:t>
+            </w:r>
+            <w:proofErr w:type="spellStart"/>
+            <w:r>
+              <w:rPr>
+                <w:rFonts w:ascii="Calibri" w:eastAsia="Times New Roman" w:hAnsi="Calibri" w:cs="Calibri"/>
+                <w:color w:val="000000"/>
+                <w:kern w:val="0"/>
+                <w:lang w:eastAsia="en-GB"/>
+                <w14:ligatures w14:val="none"/>
+              </w:rPr>
+              <w:t>particles</w:t>
+            </w:r>
+            <w:r>
+              <w:rPr>
+                <w:rFonts w:ascii="Calibri" w:eastAsia="Times New Roman" w:hAnsi="Calibri" w:cs="Calibri"/>
+                <w:color w:val="000000"/>
+                <w:kern w:val="0"/>
+                <w:lang w:eastAsia="en-GB"/>
+                <w14:ligatures w14:val="none"/>
+              </w:rPr>
+              <w:t>.vert</w:t>
+            </w:r>
+            <w:proofErr w:type="spellEnd"/>
+            <w:r>
+              <w:rPr>
+                <w:rFonts w:ascii="Calibri" w:eastAsia="Times New Roman" w:hAnsi="Calibri" w:cs="Calibri"/>
+                <w:color w:val="000000"/>
+                <w:kern w:val="0"/>
+                <w:lang w:eastAsia="en-GB"/>
+                <w14:ligatures w14:val="none"/>
+              </w:rPr>
               <w:t>/</w:t>
             </w:r>
             <w:proofErr w:type="spellStart"/>
@@ -1055,7 +1099,17 @@
                 <w:lang w:eastAsia="en-GB"/>
                 <w14:ligatures w14:val="none"/>
               </w:rPr>
-              <w:t>YYY.frag</w:t>
+              <w:t>particle</w:t>
+            </w:r>
+            <w:r>
+              <w:rPr>
+                <w:rFonts w:ascii="Calibri" w:eastAsia="Times New Roman" w:hAnsi="Calibri" w:cs="Calibri"/>
+                <w:color w:val="000000"/>
+                <w:kern w:val="0"/>
+                <w:lang w:eastAsia="en-GB"/>
+                <w14:ligatures w14:val="none"/>
+              </w:rPr>
+              <w:t>.frag</w:t>
             </w:r>
             <w:proofErr w:type="spellEnd"/>
             <w:r>
@@ -1066,7 +1120,71 @@
                 <w:lang w:eastAsia="en-GB"/>
                 <w14:ligatures w14:val="none"/>
               </w:rPr>
-              <w:t xml:space="preserve"> under functions F3 and F4. Details are mentioned in my report and video.</w:t>
+              <w:t xml:space="preserve">, and </w:t>
+            </w:r>
+            <w:proofErr w:type="spellStart"/>
+            <w:r>
+              <w:rPr>
+                <w:rFonts w:ascii="Calibri" w:eastAsia="Times New Roman" w:hAnsi="Calibri" w:cs="Calibri"/>
+                <w:color w:val="000000"/>
+                <w:kern w:val="0"/>
+                <w:lang w:eastAsia="en-GB"/>
+                <w14:ligatures w14:val="none"/>
+              </w:rPr>
+              <w:t>Scenebasic</w:t>
+            </w:r>
+            <w:proofErr w:type="spellEnd"/>
+            <w:r>
+              <w:rPr>
+                <w:rFonts w:ascii="Calibri" w:eastAsia="Times New Roman" w:hAnsi="Calibri" w:cs="Calibri"/>
+                <w:color w:val="000000"/>
+                <w:kern w:val="0"/>
+                <w:lang w:eastAsia="en-GB"/>
+                <w14:ligatures w14:val="none"/>
+              </w:rPr>
+              <w:t xml:space="preserve"> uniform </w:t>
+            </w:r>
+            <w:proofErr w:type="spellStart"/>
+            <w:r>
+              <w:rPr>
+                <w:rFonts w:ascii="Calibri" w:eastAsia="Times New Roman" w:hAnsi="Calibri" w:cs="Calibri"/>
+                <w:color w:val="000000"/>
+                <w:kern w:val="0"/>
+                <w:lang w:eastAsia="en-GB"/>
+                <w14:ligatures w14:val="none"/>
+              </w:rPr>
+              <w:t>cpp</w:t>
+            </w:r>
+            <w:proofErr w:type="spellEnd"/>
+            <w:r>
+              <w:rPr>
+                <w:rFonts w:ascii="Calibri" w:eastAsia="Times New Roman" w:hAnsi="Calibri" w:cs="Calibri"/>
+                <w:color w:val="000000"/>
+                <w:kern w:val="0"/>
+                <w:lang w:eastAsia="en-GB"/>
+                <w14:ligatures w14:val="none"/>
+              </w:rPr>
+              <w:t>.</w:t>
+            </w:r>
+            <w:r>
+              <w:rPr>
+                <w:rFonts w:ascii="Calibri" w:eastAsia="Times New Roman" w:hAnsi="Calibri" w:cs="Calibri"/>
+                <w:color w:val="000000"/>
+                <w:kern w:val="0"/>
+                <w:lang w:eastAsia="en-GB"/>
+                <w14:ligatures w14:val="none"/>
+              </w:rPr>
+              <w:t xml:space="preserve"> Green acid particles erupt from the can.</w:t>
+            </w:r>
+            <w:r>
+              <w:rPr>
+                <w:rFonts w:ascii="Calibri" w:eastAsia="Times New Roman" w:hAnsi="Calibri" w:cs="Calibri"/>
+                <w:color w:val="000000"/>
+                <w:kern w:val="0"/>
+                <w:lang w:eastAsia="en-GB"/>
+                <w14:ligatures w14:val="none"/>
+              </w:rPr>
+              <w:t xml:space="preserve"> Details are mentioned in my report and video.</w:t>
             </w:r>
           </w:p>
         </w:tc>
@@ -1236,7 +1354,17 @@
                 <w:lang w:eastAsia="en-GB"/>
                 <w14:ligatures w14:val="none"/>
               </w:rPr>
-              <w:t xml:space="preserve">Bloom Effect </w:t>
+              <w:t>Gaussian Blur</w:t>
+            </w:r>
+            <w:r>
+              <w:rPr>
+                <w:rFonts w:ascii="Calibri" w:eastAsia="Times New Roman" w:hAnsi="Calibri" w:cs="Calibri"/>
+                <w:color w:val="000000"/>
+                <w:kern w:val="0"/>
+                <w:lang w:eastAsia="en-GB"/>
+                <w14:ligatures w14:val="none"/>
+              </w:rPr>
+              <w:t xml:space="preserve"> </w:t>
             </w:r>
           </w:p>
         </w:tc>
@@ -1273,7 +1401,165 @@
                 <w:lang w:eastAsia="en-GB"/>
                 <w14:ligatures w14:val="none"/>
               </w:rPr>
-              <w:t> add more as you have completed</w:t>
+              <w:t xml:space="preserve">Implementation of </w:t>
+            </w:r>
+            <w:r>
+              <w:rPr>
+                <w:rFonts w:ascii="Calibri" w:eastAsia="Times New Roman" w:hAnsi="Calibri" w:cs="Calibri"/>
+                <w:color w:val="000000"/>
+                <w:kern w:val="0"/>
+                <w:lang w:eastAsia="en-GB"/>
+                <w14:ligatures w14:val="none"/>
+              </w:rPr>
+              <w:t>Gaussian Blur</w:t>
+            </w:r>
+            <w:r>
+              <w:rPr>
+                <w:rFonts w:ascii="Calibri" w:eastAsia="Times New Roman" w:hAnsi="Calibri" w:cs="Calibri"/>
+                <w:color w:val="000000"/>
+                <w:kern w:val="0"/>
+                <w:lang w:eastAsia="en-GB"/>
+                <w14:ligatures w14:val="none"/>
+              </w:rPr>
+              <w:t xml:space="preserve"> </w:t>
+            </w:r>
+            <w:r>
+              <w:rPr>
+                <w:rFonts w:ascii="Calibri" w:eastAsia="Times New Roman" w:hAnsi="Calibri" w:cs="Calibri"/>
+                <w:color w:val="000000"/>
+                <w:kern w:val="0"/>
+                <w:lang w:eastAsia="en-GB"/>
+                <w14:ligatures w14:val="none"/>
+              </w:rPr>
+              <w:t xml:space="preserve">in </w:t>
+            </w:r>
+            <w:proofErr w:type="spellStart"/>
+            <w:r>
+              <w:rPr>
+                <w:rFonts w:ascii="Calibri" w:eastAsia="Times New Roman" w:hAnsi="Calibri" w:cs="Calibri"/>
+                <w:color w:val="000000"/>
+                <w:kern w:val="0"/>
+                <w:lang w:eastAsia="en-GB"/>
+                <w14:ligatures w14:val="none"/>
+              </w:rPr>
+              <w:t>blur</w:t>
+            </w:r>
+            <w:r>
+              <w:rPr>
+                <w:rFonts w:ascii="Calibri" w:eastAsia="Times New Roman" w:hAnsi="Calibri" w:cs="Calibri"/>
+                <w:color w:val="000000"/>
+                <w:kern w:val="0"/>
+                <w:lang w:eastAsia="en-GB"/>
+                <w14:ligatures w14:val="none"/>
+              </w:rPr>
+              <w:t>.vert</w:t>
+            </w:r>
+            <w:proofErr w:type="spellEnd"/>
+            <w:r>
+              <w:rPr>
+                <w:rFonts w:ascii="Calibri" w:eastAsia="Times New Roman" w:hAnsi="Calibri" w:cs="Calibri"/>
+                <w:color w:val="000000"/>
+                <w:kern w:val="0"/>
+                <w:lang w:eastAsia="en-GB"/>
+                <w14:ligatures w14:val="none"/>
+              </w:rPr>
+              <w:t>/</w:t>
+            </w:r>
+            <w:proofErr w:type="spellStart"/>
+            <w:r>
+              <w:rPr>
+                <w:rFonts w:ascii="Calibri" w:eastAsia="Times New Roman" w:hAnsi="Calibri" w:cs="Calibri"/>
+                <w:color w:val="000000"/>
+                <w:kern w:val="0"/>
+                <w:lang w:eastAsia="en-GB"/>
+                <w14:ligatures w14:val="none"/>
+              </w:rPr>
+              <w:t>blur</w:t>
+            </w:r>
+            <w:r>
+              <w:rPr>
+                <w:rFonts w:ascii="Calibri" w:eastAsia="Times New Roman" w:hAnsi="Calibri" w:cs="Calibri"/>
+                <w:color w:val="000000"/>
+                <w:kern w:val="0"/>
+                <w:lang w:eastAsia="en-GB"/>
+                <w14:ligatures w14:val="none"/>
+              </w:rPr>
+              <w:t>.frag</w:t>
+            </w:r>
+            <w:proofErr w:type="spellEnd"/>
+            <w:r>
+              <w:rPr>
+                <w:rFonts w:ascii="Calibri" w:eastAsia="Times New Roman" w:hAnsi="Calibri" w:cs="Calibri"/>
+                <w:color w:val="000000"/>
+                <w:kern w:val="0"/>
+                <w:lang w:eastAsia="en-GB"/>
+                <w14:ligatures w14:val="none"/>
+              </w:rPr>
+              <w:t xml:space="preserve">, and </w:t>
+            </w:r>
+            <w:proofErr w:type="spellStart"/>
+            <w:r>
+              <w:rPr>
+                <w:rFonts w:ascii="Calibri" w:eastAsia="Times New Roman" w:hAnsi="Calibri" w:cs="Calibri"/>
+                <w:color w:val="000000"/>
+                <w:kern w:val="0"/>
+                <w:lang w:eastAsia="en-GB"/>
+                <w14:ligatures w14:val="none"/>
+              </w:rPr>
+              <w:t>Scenebasic</w:t>
+            </w:r>
+            <w:proofErr w:type="spellEnd"/>
+            <w:r>
+              <w:rPr>
+                <w:rFonts w:ascii="Calibri" w:eastAsia="Times New Roman" w:hAnsi="Calibri" w:cs="Calibri"/>
+                <w:color w:val="000000"/>
+                <w:kern w:val="0"/>
+                <w:lang w:eastAsia="en-GB"/>
+                <w14:ligatures w14:val="none"/>
+              </w:rPr>
+              <w:t xml:space="preserve"> uniform </w:t>
+            </w:r>
+            <w:proofErr w:type="spellStart"/>
+            <w:r>
+              <w:rPr>
+                <w:rFonts w:ascii="Calibri" w:eastAsia="Times New Roman" w:hAnsi="Calibri" w:cs="Calibri"/>
+                <w:color w:val="000000"/>
+                <w:kern w:val="0"/>
+                <w:lang w:eastAsia="en-GB"/>
+                <w14:ligatures w14:val="none"/>
+              </w:rPr>
+              <w:t>cpp</w:t>
+            </w:r>
+            <w:proofErr w:type="spellEnd"/>
+            <w:r>
+              <w:rPr>
+                <w:rFonts w:ascii="Calibri" w:eastAsia="Times New Roman" w:hAnsi="Calibri" w:cs="Calibri"/>
+                <w:color w:val="000000"/>
+                <w:kern w:val="0"/>
+                <w:lang w:eastAsia="en-GB"/>
+                <w14:ligatures w14:val="none"/>
+              </w:rPr>
+              <w:t xml:space="preserve">. </w:t>
+            </w:r>
+            <w:r>
+              <w:rPr>
+                <w:rFonts w:ascii="Calibri" w:eastAsia="Times New Roman" w:hAnsi="Calibri" w:cs="Calibri"/>
+                <w:color w:val="000000"/>
+                <w:kern w:val="0"/>
+                <w:lang w:eastAsia="en-GB"/>
+                <w14:ligatures w14:val="none"/>
+              </w:rPr>
+              <w:t xml:space="preserve">The characters vision is blurry. </w:t>
+            </w:r>
+            <w:r>
+              <w:rPr>
+                <w:rFonts w:ascii="Calibri" w:eastAsia="Times New Roman" w:hAnsi="Calibri" w:cs="Calibri"/>
+                <w:color w:val="000000"/>
+                <w:kern w:val="0"/>
+                <w:lang w:eastAsia="en-GB"/>
+                <w14:ligatures w14:val="none"/>
+              </w:rPr>
+              <w:t>Details are mentioned in my report and video.</w:t>
             </w:r>
           </w:p>
         </w:tc>
@@ -1310,6 +1596,16 @@
                 <w14:ligatures w14:val="none"/>
               </w:rPr>
               <w:t> </w:t>
+            </w:r>
+            <w:r>
+              <w:rPr>
+                <w:rFonts w:ascii="Calibri" w:eastAsia="Times New Roman" w:hAnsi="Calibri" w:cs="Calibri"/>
+                <w:color w:val="000000"/>
+                <w:kern w:val="0"/>
+                <w:lang w:eastAsia="en-GB"/>
+                <w14:ligatures w14:val="none"/>
+              </w:rPr>
+              <w:t>CW2 Rubrics</w:t>
             </w:r>
           </w:p>
         </w:tc>
@@ -1463,7 +1759,7 @@
                 <w:lang w:eastAsia="en-GB"/>
                 <w14:ligatures w14:val="none"/>
               </w:rPr>
-              <w:t xml:space="preserve">Vertex Animations </w:t>
+              <w:t>Bloom</w:t>
             </w:r>
           </w:p>
         </w:tc>
@@ -1491,6 +1787,60 @@
                 <w14:ligatures w14:val="none"/>
               </w:rPr>
             </w:pPr>
+            <w:r>
+              <w:rPr>
+                <w:rFonts w:ascii="Calibri" w:eastAsia="Times New Roman" w:hAnsi="Calibri" w:cs="Calibri"/>
+                <w:color w:val="000000"/>
+                <w:kern w:val="0"/>
+                <w:lang w:eastAsia="en-GB"/>
+                <w14:ligatures w14:val="none"/>
+              </w:rPr>
+              <w:t xml:space="preserve">Attempted Bloom as seen in </w:t>
+            </w:r>
+            <w:proofErr w:type="spellStart"/>
+            <w:r>
+              <w:rPr>
+                <w:rFonts w:ascii="Calibri" w:eastAsia="Times New Roman" w:hAnsi="Calibri" w:cs="Calibri"/>
+                <w:color w:val="000000"/>
+                <w:kern w:val="0"/>
+                <w:lang w:eastAsia="en-GB"/>
+                <w14:ligatures w14:val="none"/>
+              </w:rPr>
+              <w:t>bloom.frag</w:t>
+            </w:r>
+            <w:proofErr w:type="spellEnd"/>
+            <w:r>
+              <w:rPr>
+                <w:rFonts w:ascii="Calibri" w:eastAsia="Times New Roman" w:hAnsi="Calibri" w:cs="Calibri"/>
+                <w:color w:val="000000"/>
+                <w:kern w:val="0"/>
+                <w:lang w:eastAsia="en-GB"/>
+                <w14:ligatures w14:val="none"/>
+              </w:rPr>
+              <w:t xml:space="preserve"> and </w:t>
+            </w:r>
+            <w:proofErr w:type="spellStart"/>
+            <w:r>
+              <w:rPr>
+                <w:rFonts w:ascii="Calibri" w:eastAsia="Times New Roman" w:hAnsi="Calibri" w:cs="Calibri"/>
+                <w:color w:val="000000"/>
+                <w:kern w:val="0"/>
+                <w:lang w:eastAsia="en-GB"/>
+                <w14:ligatures w14:val="none"/>
+              </w:rPr>
+              <w:t>bloom.vert</w:t>
+            </w:r>
+            <w:proofErr w:type="spellEnd"/>
+            <w:r>
+              <w:rPr>
+                <w:rFonts w:ascii="Calibri" w:eastAsia="Times New Roman" w:hAnsi="Calibri" w:cs="Calibri"/>
+                <w:color w:val="000000"/>
+                <w:kern w:val="0"/>
+                <w:lang w:eastAsia="en-GB"/>
+                <w14:ligatures w14:val="none"/>
+              </w:rPr>
+              <w:t>, unfortunately It was not able to fully function in scene</w:t>
+            </w:r>
           </w:p>
         </w:tc>
         <w:tc>
@@ -1516,6 +1866,16 @@
                 <w14:ligatures w14:val="none"/>
               </w:rPr>
             </w:pPr>
+            <w:r>
+              <w:rPr>
+                <w:rFonts w:ascii="Calibri" w:eastAsia="Times New Roman" w:hAnsi="Calibri" w:cs="Calibri"/>
+                <w:color w:val="000000"/>
+                <w:kern w:val="0"/>
+                <w:lang w:eastAsia="en-GB"/>
+                <w14:ligatures w14:val="none"/>
+              </w:rPr>
+              <w:t>CW2 Rubrics</w:t>
+            </w:r>
           </w:p>
         </w:tc>
         <w:tc>
@@ -1638,16 +1998,6 @@
                 <w14:ligatures w14:val="none"/>
               </w:rPr>
             </w:pPr>
-            <w:r>
-              <w:rPr>
-                <w:rFonts w:ascii="Calibri" w:eastAsia="Times New Roman" w:hAnsi="Calibri" w:cs="Calibri"/>
-                <w:color w:val="000000"/>
-                <w:kern w:val="0"/>
-                <w:lang w:eastAsia="en-GB"/>
-                <w14:ligatures w14:val="none"/>
-              </w:rPr>
-              <w:t>Aesthetics</w:t>
-            </w:r>
           </w:p>
         </w:tc>
         <w:tc>
@@ -1865,7 +2215,7 @@
                 <w:lang w:eastAsia="en-GB"/>
                 <w14:ligatures w14:val="none"/>
               </w:rPr>
-              <w:t>Make sure I talk about each in video and report</w:t>
+              <w:t>NA</w:t>
             </w:r>
           </w:p>
         </w:tc>
@@ -1955,6 +2305,7 @@
             <w:r>
               <w:rPr>
                 <w:rFonts w:ascii="Calibri" w:eastAsia="Times New Roman" w:hAnsi="Calibri" w:cs="Calibri"/>
+                <w:strike/>
                 <w:color w:val="000000"/>
                 <w:kern w:val="0"/>
                 <w:lang w:eastAsia="en-GB"/>
@@ -1965,6 +2316,7 @@
             <w:r>
               <w:rPr>
                 <w:rFonts w:ascii="Calibri" w:eastAsia="Times New Roman" w:hAnsi="Calibri" w:cs="Calibri"/>
+                <w:strike/>
                 <w:color w:val="000000"/>
                 <w:kern w:val="0"/>
                 <w:lang w:eastAsia="en-GB"/>
@@ -1982,6 +2334,16 @@
                 <w14:ligatures w14:val="none"/>
               </w:rPr>
               <w:br/>
+            </w:r>
+            <w:r>
+              <w:rPr>
+                <w:rFonts w:ascii="Calibri" w:eastAsia="Times New Roman" w:hAnsi="Calibri" w:cs="Calibri"/>
+                <w:strike/>
+                <w:color w:val="000000"/>
+                <w:kern w:val="0"/>
+                <w:lang w:eastAsia="en-GB"/>
+                <w14:ligatures w14:val="none"/>
+              </w:rPr>
               <w:t>Report</w:t>
             </w:r>
           </w:p>
@@ -3146,6 +3508,7 @@
   <w:style w:type="character" w:default="1" w:styleId="DefaultParagraphFont">
     <w:name w:val="Default Paragraph Font"/>
     <w:uiPriority w:val="1"/>
+    <w:semiHidden/>
     <w:unhideWhenUsed/>
   </w:style>
   <w:style w:type="table" w:default="1" w:styleId="TableNormal">

--- a/Documentation/CW2 Feature Declaration Form.docx
+++ b/Documentation/CW2 Feature Declaration Form.docx
@@ -18,10 +18,10 @@
       <w:tblGrid>
         <w:gridCol w:w="1560"/>
         <w:gridCol w:w="3685"/>
-        <w:gridCol w:w="1418"/>
-        <w:gridCol w:w="1098"/>
-        <w:gridCol w:w="886"/>
-        <w:gridCol w:w="1032"/>
+        <w:gridCol w:w="1545"/>
+        <w:gridCol w:w="1197"/>
+        <w:gridCol w:w="966"/>
+        <w:gridCol w:w="1125"/>
       </w:tblGrid>
       <w:tr>
         <w:trPr>
@@ -440,7 +440,7 @@
                 <w14:ligatures w14:val="none"/>
               </w:rPr>
               <w:br/>
-              <w:t xml:space="preserve">1) </w:t>
+              <w:t>1</w:t>
             </w:r>
             <w:r>
               <w:rPr>
@@ -452,6 +452,16 @@
                 <w:lang w:eastAsia="en-GB"/>
                 <w14:ligatures w14:val="none"/>
               </w:rPr>
+              <w:t xml:space="preserve">) </w:t>
+            </w:r>
+            <w:r>
+              <w:rPr>
+                <w:rFonts w:ascii="Calibri" w:eastAsia="Times New Roman" w:hAnsi="Calibri" w:cs="Calibri"/>
+                <w:color w:val="000000"/>
+                <w:kern w:val="0"/>
+                <w:lang w:eastAsia="en-GB"/>
+                <w14:ligatures w14:val="none"/>
+              </w:rPr>
               <w:t>Bloom Effect</w:t>
             </w:r>
             <w:r>
@@ -468,6 +478,8 @@
             <w:r>
               <w:rPr>
                 <w:rFonts w:ascii="Calibri" w:eastAsia="Times New Roman" w:hAnsi="Calibri" w:cs="Calibri"/>
+                <w:b/>
+                <w:bCs/>
                 <w:color w:val="000000"/>
                 <w:kern w:val="0"/>
                 <w:lang w:eastAsia="en-GB"/>
@@ -506,6 +518,16 @@
                 <w14:ligatures w14:val="none"/>
               </w:rPr>
               <w:t xml:space="preserve">) </w:t>
+            </w:r>
+            <w:r>
+              <w:rPr>
+                <w:rFonts w:ascii="Calibri" w:eastAsia="Times New Roman" w:hAnsi="Calibri" w:cs="Calibri"/>
+                <w:color w:val="000000"/>
+                <w:kern w:val="0"/>
+                <w:lang w:eastAsia="en-GB"/>
+                <w14:ligatures w14:val="none"/>
+              </w:rPr>
+              <w:t>Gaussian Blur</w:t>
             </w:r>
           </w:p>
         </w:tc>
@@ -615,7 +637,17 @@
                 <w:lang w:eastAsia="en-GB"/>
                 <w14:ligatures w14:val="none"/>
               </w:rPr>
-              <w:t>: https://www.youtube.com/link</w:t>
+              <w:t xml:space="preserve">: </w:t>
+            </w:r>
+            <w:r>
+              <w:rPr>
+                <w:rFonts w:ascii="Calibri" w:eastAsia="Times New Roman" w:hAnsi="Calibri" w:cs="Calibri"/>
+                <w:color w:val="000000"/>
+                <w:kern w:val="0"/>
+                <w:lang w:eastAsia="en-GB"/>
+                <w14:ligatures w14:val="none"/>
+              </w:rPr>
+              <w:t>https://www.youtube.com/watch?v=wCH8nPTUi_Y</w:t>
             </w:r>
           </w:p>
         </w:tc>
@@ -1411,17 +1443,7 @@
                 <w:lang w:eastAsia="en-GB"/>
                 <w14:ligatures w14:val="none"/>
               </w:rPr>
-              <w:t>Gaussian Blur</w:t>
-            </w:r>
-            <w:r>
-              <w:rPr>
-                <w:rFonts w:ascii="Calibri" w:eastAsia="Times New Roman" w:hAnsi="Calibri" w:cs="Calibri"/>
-                <w:color w:val="000000"/>
-                <w:kern w:val="0"/>
-                <w:lang w:eastAsia="en-GB"/>
-                <w14:ligatures w14:val="none"/>
-              </w:rPr>
-              <w:t xml:space="preserve"> </w:t>
+              <w:t xml:space="preserve">Gaussian Blur </w:t>
             </w:r>
             <w:r>
               <w:rPr>
